--- a/input/Requerimento.docx
+++ b/input/Requerimento.docx
@@ -1,10 +1,10 @@
 
 <file path=word/document.xml><?xml version="1.0" encoding="utf-8"?>
-<w:document xmlns:wpc="http://schemas.microsoft.com/office/word/2010/wordprocessingCanvas" xmlns:cx="http://schemas.microsoft.com/office/drawing/2014/chartex" xmlns:cx1="http://schemas.microsoft.com/office/drawing/2015/9/8/chartex" xmlns:cx2="http://schemas.microsoft.com/office/drawing/2015/10/21/chartex" xmlns:cx3="http://schemas.microsoft.com/office/drawing/2016/5/9/chartex" xmlns:cx4="http://schemas.microsoft.com/office/drawing/2016/5/10/chartex" xmlns:cx5="http://schemas.microsoft.com/office/drawing/2016/5/11/chartex" xmlns:cx6="http://schemas.microsoft.com/office/drawing/2016/5/12/chartex" xmlns:cx7="http://schemas.microsoft.com/office/drawing/2016/5/13/chartex" xmlns:cx8="http://schemas.microsoft.com/office/drawing/2016/5/14/chartex" xmlns:mc="http://schemas.openxmlformats.org/markup-compatibility/2006" xmlns:aink="http://schemas.microsoft.com/office/drawing/2016/ink" xmlns:am3d="http://schemas.microsoft.com/office/drawing/2017/model3d" xmlns:o="urn:schemas-microsoft-com:office:office" xmlns:oel="http://schemas.microsoft.com/office/2019/extlst" xmlns:r="http://schemas.openxmlformats.org/officeDocument/2006/relationships" xmlns:m="http://schemas.openxmlformats.org/officeDocument/2006/math" xmlns:v="urn:schemas-microsoft-com:vml" xmlns:wp14="http://schemas.microsoft.com/office/word/2010/wordprocessingDrawing" xmlns:wp="http://schemas.openxmlformats.org/drawingml/2006/wordprocessingDrawing" xmlns:w10="urn:schemas-microsoft-com:office:word" xmlns:w="http://schemas.openxmlformats.org/wordprocessingml/2006/main" xmlns:w14="http://schemas.microsoft.com/office/word/2010/wordml" xmlns:w15="http://schemas.microsoft.com/office/word/2012/wordml" xmlns:w16cex="http://schemas.microsoft.com/office/word/2018/wordml/cex" xmlns:w16cid="http://schemas.microsoft.com/office/word/2016/wordml/cid" xmlns:w16="http://schemas.microsoft.com/office/word/2018/wordml" xmlns:w16sdtdh="http://schemas.microsoft.com/office/word/2020/wordml/sdtdatahash" xmlns:w16se="http://schemas.microsoft.com/office/word/2015/wordml/symex" xmlns:wpg="http://schemas.microsoft.com/office/word/2010/wordprocessingGroup" xmlns:wpi="http://schemas.microsoft.com/office/word/2010/wordprocessingInk" xmlns:wne="http://schemas.microsoft.com/office/word/2006/wordml" xmlns:wps="http://schemas.microsoft.com/office/word/2010/wordprocessingShape" mc:Ignorable="w14 w15 w16se w16cid w16 w16cex w16sdtdh wp14">
+<w:document xmlns:wpc="http://schemas.microsoft.com/office/word/2010/wordprocessingCanvas" xmlns:cx="http://schemas.microsoft.com/office/drawing/2014/chartex" xmlns:cx1="http://schemas.microsoft.com/office/drawing/2015/9/8/chartex" xmlns:cx2="http://schemas.microsoft.com/office/drawing/2015/10/21/chartex" xmlns:cx3="http://schemas.microsoft.com/office/drawing/2016/5/9/chartex" xmlns:cx4="http://schemas.microsoft.com/office/drawing/2016/5/10/chartex" xmlns:cx5="http://schemas.microsoft.com/office/drawing/2016/5/11/chartex" xmlns:cx6="http://schemas.microsoft.com/office/drawing/2016/5/12/chartex" xmlns:cx7="http://schemas.microsoft.com/office/drawing/2016/5/13/chartex" xmlns:cx8="http://schemas.microsoft.com/office/drawing/2016/5/14/chartex" xmlns:mc="http://schemas.openxmlformats.org/markup-compatibility/2006" xmlns:aink="http://schemas.microsoft.com/office/drawing/2016/ink" xmlns:am3d="http://schemas.microsoft.com/office/drawing/2017/model3d" xmlns:o="urn:schemas-microsoft-com:office:office" xmlns:oel="http://schemas.microsoft.com/office/2019/extlst" xmlns:r="http://schemas.openxmlformats.org/officeDocument/2006/relationships" xmlns:m="http://schemas.openxmlformats.org/officeDocument/2006/math" xmlns:v="urn:schemas-microsoft-com:vml" xmlns:wp14="http://schemas.microsoft.com/office/word/2010/wordprocessingDrawing" xmlns:wp="http://schemas.openxmlformats.org/drawingml/2006/wordprocessingDrawing" xmlns:w10="urn:schemas-microsoft-com:office:word" xmlns:w="http://schemas.openxmlformats.org/wordprocessingml/2006/main" xmlns:w14="http://schemas.microsoft.com/office/word/2010/wordml" xmlns:w15="http://schemas.microsoft.com/office/word/2012/wordml" xmlns:w16cex="http://schemas.microsoft.com/office/word/2018/wordml/cex" xmlns:w16cid="http://schemas.microsoft.com/office/word/2016/wordml/cid" xmlns:w16="http://schemas.microsoft.com/office/word/2018/wordml" xmlns:w16du="http://schemas.microsoft.com/office/word/2023/wordml/word16du" xmlns:w16sdtdh="http://schemas.microsoft.com/office/word/2020/wordml/sdtdatahash" xmlns:w16se="http://schemas.microsoft.com/office/word/2015/wordml/symex" xmlns:wpg="http://schemas.microsoft.com/office/word/2010/wordprocessingGroup" xmlns:wpi="http://schemas.microsoft.com/office/word/2010/wordprocessingInk" xmlns:wne="http://schemas.microsoft.com/office/word/2006/wordml" xmlns:wps="http://schemas.microsoft.com/office/word/2010/wordprocessingShape" mc:Ignorable="w14 w15 w16se w16cid w16 w16cex w16sdtdh wp14">
   <w:body>
     <w:p>
       <w:pPr>
-        <w:pStyle w:val="Ttulo"/>
+        <w:pStyle w:val="Title"/>
         <w:spacing w:line="360" w:lineRule="auto"/>
         <w:ind w:firstLine="709"/>
         <w:jc w:val="both"/>
@@ -17,7 +17,7 @@
     </w:p>
     <w:p>
       <w:pPr>
-        <w:pStyle w:val="Ttulo"/>
+        <w:pStyle w:val="Title"/>
         <w:spacing w:line="360" w:lineRule="auto"/>
         <w:ind w:firstLine="709"/>
         <w:jc w:val="both"/>
@@ -30,7 +30,7 @@
     </w:p>
     <w:p>
       <w:pPr>
-        <w:pStyle w:val="Ttulo"/>
+        <w:pStyle w:val="Title"/>
         <w:spacing w:line="360" w:lineRule="auto"/>
         <w:ind w:firstLine="709"/>
         <w:jc w:val="both"/>
@@ -46,7 +46,31 @@
           <w:sz w:val="18"/>
           <w:szCs w:val="18"/>
         </w:rPr>
-        <w:t>À SECRETARIA MUNICIPAL DA AGRICULTURA E DO MEIO AMBIENTE</w:t>
+        <w:t>À SECRETARIA MUNICIPAL DA AGRICULTUR</w:t>
+      </w:r>
+      <w:r>
+        <w:rPr>
+          <w:rFonts w:ascii="Tahoma" w:hAnsi="Tahoma" w:cs="Tahoma"/>
+          <w:sz w:val="18"/>
+          <w:szCs w:val="18"/>
+        </w:rPr>
+        <w:t>A,</w:t>
+      </w:r>
+      <w:r>
+        <w:rPr>
+          <w:rFonts w:ascii="Tahoma" w:hAnsi="Tahoma" w:cs="Tahoma"/>
+          <w:sz w:val="18"/>
+          <w:szCs w:val="18"/>
+        </w:rPr>
+        <w:t xml:space="preserve"> MEIO AMBIENTE</w:t>
+      </w:r>
+      <w:r>
+        <w:rPr>
+          <w:rFonts w:ascii="Tahoma" w:hAnsi="Tahoma" w:cs="Tahoma"/>
+          <w:sz w:val="18"/>
+          <w:szCs w:val="18"/>
+        </w:rPr>
+        <w:t xml:space="preserve"> E TURISMO</w:t>
       </w:r>
     </w:p>
     <w:p>
@@ -73,7 +97,7 @@
     </w:p>
     <w:p>
       <w:pPr>
-        <w:pStyle w:val="Ttulo"/>
+        <w:pStyle w:val="Title"/>
         <w:spacing w:line="360" w:lineRule="auto"/>
         <w:ind w:firstLine="709"/>
         <w:jc w:val="both"/>
@@ -1388,7 +1412,7 @@
     </w:p>
     <w:p>
       <w:pPr>
-        <w:pStyle w:val="Ttulo"/>
+        <w:pStyle w:val="Title"/>
         <w:spacing w:line="360" w:lineRule="auto"/>
         <w:ind w:firstLine="709"/>
         <w:jc w:val="both"/>
@@ -1414,7 +1438,7 @@
     </w:p>
     <w:p>
       <w:pPr>
-        <w:pStyle w:val="Ttulo"/>
+        <w:pStyle w:val="Title"/>
         <w:spacing w:line="360" w:lineRule="auto"/>
         <w:ind w:firstLine="709"/>
         <w:rPr>
@@ -1426,7 +1450,7 @@
     </w:p>
     <w:p>
       <w:pPr>
-        <w:pStyle w:val="Ttulo"/>
+        <w:pStyle w:val="Title"/>
         <w:spacing w:line="360" w:lineRule="auto"/>
         <w:ind w:firstLine="709"/>
         <w:rPr>
@@ -1452,7 +1476,7 @@
 </file>
 
 <file path=word/endnotes.xml><?xml version="1.0" encoding="utf-8"?>
-<w:endnotes xmlns:wpc="http://schemas.microsoft.com/office/word/2010/wordprocessingCanvas" xmlns:cx="http://schemas.microsoft.com/office/drawing/2014/chartex" xmlns:cx1="http://schemas.microsoft.com/office/drawing/2015/9/8/chartex" xmlns:cx2="http://schemas.microsoft.com/office/drawing/2015/10/21/chartex" xmlns:cx3="http://schemas.microsoft.com/office/drawing/2016/5/9/chartex" xmlns:cx4="http://schemas.microsoft.com/office/drawing/2016/5/10/chartex" xmlns:cx5="http://schemas.microsoft.com/office/drawing/2016/5/11/chartex" xmlns:cx6="http://schemas.microsoft.com/office/drawing/2016/5/12/chartex" xmlns:cx7="http://schemas.microsoft.com/office/drawing/2016/5/13/chartex" xmlns:cx8="http://schemas.microsoft.com/office/drawing/2016/5/14/chartex" xmlns:mc="http://schemas.openxmlformats.org/markup-compatibility/2006" xmlns:aink="http://schemas.microsoft.com/office/drawing/2016/ink" xmlns:am3d="http://schemas.microsoft.com/office/drawing/2017/model3d" xmlns:o="urn:schemas-microsoft-com:office:office" xmlns:oel="http://schemas.microsoft.com/office/2019/extlst" xmlns:r="http://schemas.openxmlformats.org/officeDocument/2006/relationships" xmlns:m="http://schemas.openxmlformats.org/officeDocument/2006/math" xmlns:v="urn:schemas-microsoft-com:vml" xmlns:wp14="http://schemas.microsoft.com/office/word/2010/wordprocessingDrawing" xmlns:wp="http://schemas.openxmlformats.org/drawingml/2006/wordprocessingDrawing" xmlns:w10="urn:schemas-microsoft-com:office:word" xmlns:w="http://schemas.openxmlformats.org/wordprocessingml/2006/main" xmlns:w14="http://schemas.microsoft.com/office/word/2010/wordml" xmlns:w15="http://schemas.microsoft.com/office/word/2012/wordml" xmlns:w16cex="http://schemas.microsoft.com/office/word/2018/wordml/cex" xmlns:w16cid="http://schemas.microsoft.com/office/word/2016/wordml/cid" xmlns:w16="http://schemas.microsoft.com/office/word/2018/wordml" xmlns:w16sdtdh="http://schemas.microsoft.com/office/word/2020/wordml/sdtdatahash" xmlns:w16se="http://schemas.microsoft.com/office/word/2015/wordml/symex" xmlns:wpg="http://schemas.microsoft.com/office/word/2010/wordprocessingGroup" xmlns:wpi="http://schemas.microsoft.com/office/word/2010/wordprocessingInk" xmlns:wne="http://schemas.microsoft.com/office/word/2006/wordml" xmlns:wps="http://schemas.microsoft.com/office/word/2010/wordprocessingShape" mc:Ignorable="w14 w15 w16se w16cid w16 w16cex w16sdtdh wp14">
+<w:endnotes xmlns:wpc="http://schemas.microsoft.com/office/word/2010/wordprocessingCanvas" xmlns:cx="http://schemas.microsoft.com/office/drawing/2014/chartex" xmlns:cx1="http://schemas.microsoft.com/office/drawing/2015/9/8/chartex" xmlns:cx2="http://schemas.microsoft.com/office/drawing/2015/10/21/chartex" xmlns:cx3="http://schemas.microsoft.com/office/drawing/2016/5/9/chartex" xmlns:cx4="http://schemas.microsoft.com/office/drawing/2016/5/10/chartex" xmlns:cx5="http://schemas.microsoft.com/office/drawing/2016/5/11/chartex" xmlns:cx6="http://schemas.microsoft.com/office/drawing/2016/5/12/chartex" xmlns:cx7="http://schemas.microsoft.com/office/drawing/2016/5/13/chartex" xmlns:cx8="http://schemas.microsoft.com/office/drawing/2016/5/14/chartex" xmlns:mc="http://schemas.openxmlformats.org/markup-compatibility/2006" xmlns:aink="http://schemas.microsoft.com/office/drawing/2016/ink" xmlns:am3d="http://schemas.microsoft.com/office/drawing/2017/model3d" xmlns:o="urn:schemas-microsoft-com:office:office" xmlns:oel="http://schemas.microsoft.com/office/2019/extlst" xmlns:r="http://schemas.openxmlformats.org/officeDocument/2006/relationships" xmlns:m="http://schemas.openxmlformats.org/officeDocument/2006/math" xmlns:v="urn:schemas-microsoft-com:vml" xmlns:wp14="http://schemas.microsoft.com/office/word/2010/wordprocessingDrawing" xmlns:wp="http://schemas.openxmlformats.org/drawingml/2006/wordprocessingDrawing" xmlns:w10="urn:schemas-microsoft-com:office:word" xmlns:w="http://schemas.openxmlformats.org/wordprocessingml/2006/main" xmlns:w14="http://schemas.microsoft.com/office/word/2010/wordml" xmlns:w15="http://schemas.microsoft.com/office/word/2012/wordml" xmlns:w16cex="http://schemas.microsoft.com/office/word/2018/wordml/cex" xmlns:w16cid="http://schemas.microsoft.com/office/word/2016/wordml/cid" xmlns:w16="http://schemas.microsoft.com/office/word/2018/wordml" xmlns:w16du="http://schemas.microsoft.com/office/word/2023/wordml/word16du" xmlns:w16sdtdh="http://schemas.microsoft.com/office/word/2020/wordml/sdtdatahash" xmlns:w16se="http://schemas.microsoft.com/office/word/2015/wordml/symex" xmlns:wpg="http://schemas.microsoft.com/office/word/2010/wordprocessingGroup" xmlns:wpi="http://schemas.microsoft.com/office/word/2010/wordprocessingInk" xmlns:wne="http://schemas.microsoft.com/office/word/2006/wordml" xmlns:wps="http://schemas.microsoft.com/office/word/2010/wordprocessingShape" mc:Ignorable="w14 w15 w16se w16cid w16 w16cex w16sdtdh wp14">
   <w:endnote w:type="separator" w:id="-1">
     <w:p>
       <w:r>
@@ -1471,37 +1495,37 @@
 </file>
 
 <file path=word/footer1.xml><?xml version="1.0" encoding="utf-8"?>
-<w:ftr xmlns:wpc="http://schemas.microsoft.com/office/word/2010/wordprocessingCanvas" xmlns:cx="http://schemas.microsoft.com/office/drawing/2014/chartex" xmlns:cx1="http://schemas.microsoft.com/office/drawing/2015/9/8/chartex" xmlns:cx2="http://schemas.microsoft.com/office/drawing/2015/10/21/chartex" xmlns:cx3="http://schemas.microsoft.com/office/drawing/2016/5/9/chartex" xmlns:cx4="http://schemas.microsoft.com/office/drawing/2016/5/10/chartex" xmlns:cx5="http://schemas.microsoft.com/office/drawing/2016/5/11/chartex" xmlns:cx6="http://schemas.microsoft.com/office/drawing/2016/5/12/chartex" xmlns:cx7="http://schemas.microsoft.com/office/drawing/2016/5/13/chartex" xmlns:cx8="http://schemas.microsoft.com/office/drawing/2016/5/14/chartex" xmlns:mc="http://schemas.openxmlformats.org/markup-compatibility/2006" xmlns:aink="http://schemas.microsoft.com/office/drawing/2016/ink" xmlns:am3d="http://schemas.microsoft.com/office/drawing/2017/model3d" xmlns:o="urn:schemas-microsoft-com:office:office" xmlns:oel="http://schemas.microsoft.com/office/2019/extlst" xmlns:r="http://schemas.openxmlformats.org/officeDocument/2006/relationships" xmlns:m="http://schemas.openxmlformats.org/officeDocument/2006/math" xmlns:v="urn:schemas-microsoft-com:vml" xmlns:wp14="http://schemas.microsoft.com/office/word/2010/wordprocessingDrawing" xmlns:wp="http://schemas.openxmlformats.org/drawingml/2006/wordprocessingDrawing" xmlns:w10="urn:schemas-microsoft-com:office:word" xmlns:w="http://schemas.openxmlformats.org/wordprocessingml/2006/main" xmlns:w14="http://schemas.microsoft.com/office/word/2010/wordml" xmlns:w15="http://schemas.microsoft.com/office/word/2012/wordml" xmlns:w16cex="http://schemas.microsoft.com/office/word/2018/wordml/cex" xmlns:w16cid="http://schemas.microsoft.com/office/word/2016/wordml/cid" xmlns:w16="http://schemas.microsoft.com/office/word/2018/wordml" xmlns:w16sdtdh="http://schemas.microsoft.com/office/word/2020/wordml/sdtdatahash" xmlns:w16se="http://schemas.microsoft.com/office/word/2015/wordml/symex" xmlns:wpg="http://schemas.microsoft.com/office/word/2010/wordprocessingGroup" xmlns:wpi="http://schemas.microsoft.com/office/word/2010/wordprocessingInk" xmlns:wne="http://schemas.microsoft.com/office/word/2006/wordml" xmlns:wps="http://schemas.microsoft.com/office/word/2010/wordprocessingShape" mc:Ignorable="w14 w15 w16se w16cid w16 w16cex w16sdtdh wp14">
+<w:ftr xmlns:wpc="http://schemas.microsoft.com/office/word/2010/wordprocessingCanvas" xmlns:cx="http://schemas.microsoft.com/office/drawing/2014/chartex" xmlns:cx1="http://schemas.microsoft.com/office/drawing/2015/9/8/chartex" xmlns:cx2="http://schemas.microsoft.com/office/drawing/2015/10/21/chartex" xmlns:cx3="http://schemas.microsoft.com/office/drawing/2016/5/9/chartex" xmlns:cx4="http://schemas.microsoft.com/office/drawing/2016/5/10/chartex" xmlns:cx5="http://schemas.microsoft.com/office/drawing/2016/5/11/chartex" xmlns:cx6="http://schemas.microsoft.com/office/drawing/2016/5/12/chartex" xmlns:cx7="http://schemas.microsoft.com/office/drawing/2016/5/13/chartex" xmlns:cx8="http://schemas.microsoft.com/office/drawing/2016/5/14/chartex" xmlns:mc="http://schemas.openxmlformats.org/markup-compatibility/2006" xmlns:aink="http://schemas.microsoft.com/office/drawing/2016/ink" xmlns:am3d="http://schemas.microsoft.com/office/drawing/2017/model3d" xmlns:o="urn:schemas-microsoft-com:office:office" xmlns:oel="http://schemas.microsoft.com/office/2019/extlst" xmlns:r="http://schemas.openxmlformats.org/officeDocument/2006/relationships" xmlns:m="http://schemas.openxmlformats.org/officeDocument/2006/math" xmlns:v="urn:schemas-microsoft-com:vml" xmlns:wp14="http://schemas.microsoft.com/office/word/2010/wordprocessingDrawing" xmlns:wp="http://schemas.openxmlformats.org/drawingml/2006/wordprocessingDrawing" xmlns:w10="urn:schemas-microsoft-com:office:word" xmlns:w="http://schemas.openxmlformats.org/wordprocessingml/2006/main" xmlns:w14="http://schemas.microsoft.com/office/word/2010/wordml" xmlns:w15="http://schemas.microsoft.com/office/word/2012/wordml" xmlns:w16cex="http://schemas.microsoft.com/office/word/2018/wordml/cex" xmlns:w16cid="http://schemas.microsoft.com/office/word/2016/wordml/cid" xmlns:w16="http://schemas.microsoft.com/office/word/2018/wordml" xmlns:w16du="http://schemas.microsoft.com/office/word/2023/wordml/word16du" xmlns:w16sdtdh="http://schemas.microsoft.com/office/word/2020/wordml/sdtdatahash" xmlns:w16se="http://schemas.microsoft.com/office/word/2015/wordml/symex" xmlns:wpg="http://schemas.microsoft.com/office/word/2010/wordprocessingGroup" xmlns:wpi="http://schemas.microsoft.com/office/word/2010/wordprocessingInk" xmlns:wne="http://schemas.microsoft.com/office/word/2006/wordml" xmlns:wps="http://schemas.microsoft.com/office/word/2010/wordprocessingShape" mc:Ignorable="w14 w15 w16se w16cid w16 w16cex w16sdtdh wp14">
   <w:p>
     <w:pPr>
-      <w:pStyle w:val="Rodap"/>
+      <w:pStyle w:val="Footer"/>
       <w:framePr w:wrap="around" w:vAnchor="text" w:hAnchor="margin" w:xAlign="center" w:y="1"/>
       <w:rPr>
-        <w:rStyle w:val="Nmerodepgina"/>
+        <w:rStyle w:val="PageNumber"/>
       </w:rPr>
     </w:pPr>
     <w:r>
       <w:rPr>
-        <w:rStyle w:val="Nmerodepgina"/>
+        <w:rStyle w:val="PageNumber"/>
       </w:rPr>
       <w:fldChar w:fldCharType="begin"/>
     </w:r>
     <w:r>
       <w:rPr>
-        <w:rStyle w:val="Nmerodepgina"/>
+        <w:rStyle w:val="PageNumber"/>
       </w:rPr>
       <w:instrText xml:space="preserve">PAGE  </w:instrText>
     </w:r>
     <w:r>
       <w:rPr>
-        <w:rStyle w:val="Nmerodepgina"/>
+        <w:rStyle w:val="PageNumber"/>
       </w:rPr>
       <w:fldChar w:fldCharType="end"/>
     </w:r>
   </w:p>
   <w:p>
     <w:pPr>
-      <w:pStyle w:val="Rodap"/>
+      <w:pStyle w:val="Footer"/>
       <w:ind w:right="360"/>
     </w:pPr>
   </w:p>
@@ -1509,10 +1533,10 @@
 </file>
 
 <file path=word/footer2.xml><?xml version="1.0" encoding="utf-8"?>
-<w:ftr xmlns:wpc="http://schemas.microsoft.com/office/word/2010/wordprocessingCanvas" xmlns:cx="http://schemas.microsoft.com/office/drawing/2014/chartex" xmlns:cx1="http://schemas.microsoft.com/office/drawing/2015/9/8/chartex" xmlns:cx2="http://schemas.microsoft.com/office/drawing/2015/10/21/chartex" xmlns:cx3="http://schemas.microsoft.com/office/drawing/2016/5/9/chartex" xmlns:cx4="http://schemas.microsoft.com/office/drawing/2016/5/10/chartex" xmlns:cx5="http://schemas.microsoft.com/office/drawing/2016/5/11/chartex" xmlns:cx6="http://schemas.microsoft.com/office/drawing/2016/5/12/chartex" xmlns:cx7="http://schemas.microsoft.com/office/drawing/2016/5/13/chartex" xmlns:cx8="http://schemas.microsoft.com/office/drawing/2016/5/14/chartex" xmlns:mc="http://schemas.openxmlformats.org/markup-compatibility/2006" xmlns:aink="http://schemas.microsoft.com/office/drawing/2016/ink" xmlns:am3d="http://schemas.microsoft.com/office/drawing/2017/model3d" xmlns:o="urn:schemas-microsoft-com:office:office" xmlns:oel="http://schemas.microsoft.com/office/2019/extlst" xmlns:r="http://schemas.openxmlformats.org/officeDocument/2006/relationships" xmlns:m="http://schemas.openxmlformats.org/officeDocument/2006/math" xmlns:v="urn:schemas-microsoft-com:vml" xmlns:wp14="http://schemas.microsoft.com/office/word/2010/wordprocessingDrawing" xmlns:wp="http://schemas.openxmlformats.org/drawingml/2006/wordprocessingDrawing" xmlns:w10="urn:schemas-microsoft-com:office:word" xmlns:w="http://schemas.openxmlformats.org/wordprocessingml/2006/main" xmlns:w14="http://schemas.microsoft.com/office/word/2010/wordml" xmlns:w15="http://schemas.microsoft.com/office/word/2012/wordml" xmlns:w16cex="http://schemas.microsoft.com/office/word/2018/wordml/cex" xmlns:w16cid="http://schemas.microsoft.com/office/word/2016/wordml/cid" xmlns:w16="http://schemas.microsoft.com/office/word/2018/wordml" xmlns:w16sdtdh="http://schemas.microsoft.com/office/word/2020/wordml/sdtdatahash" xmlns:w16se="http://schemas.microsoft.com/office/word/2015/wordml/symex" xmlns:wpg="http://schemas.microsoft.com/office/word/2010/wordprocessingGroup" xmlns:wpi="http://schemas.microsoft.com/office/word/2010/wordprocessingInk" xmlns:wne="http://schemas.microsoft.com/office/word/2006/wordml" xmlns:wps="http://schemas.microsoft.com/office/word/2010/wordprocessingShape" mc:Ignorable="w14 w15 w16se w16cid w16 w16cex w16sdtdh wp14">
+<w:ftr xmlns:wpc="http://schemas.microsoft.com/office/word/2010/wordprocessingCanvas" xmlns:cx="http://schemas.microsoft.com/office/drawing/2014/chartex" xmlns:cx1="http://schemas.microsoft.com/office/drawing/2015/9/8/chartex" xmlns:cx2="http://schemas.microsoft.com/office/drawing/2015/10/21/chartex" xmlns:cx3="http://schemas.microsoft.com/office/drawing/2016/5/9/chartex" xmlns:cx4="http://schemas.microsoft.com/office/drawing/2016/5/10/chartex" xmlns:cx5="http://schemas.microsoft.com/office/drawing/2016/5/11/chartex" xmlns:cx6="http://schemas.microsoft.com/office/drawing/2016/5/12/chartex" xmlns:cx7="http://schemas.microsoft.com/office/drawing/2016/5/13/chartex" xmlns:cx8="http://schemas.microsoft.com/office/drawing/2016/5/14/chartex" xmlns:mc="http://schemas.openxmlformats.org/markup-compatibility/2006" xmlns:aink="http://schemas.microsoft.com/office/drawing/2016/ink" xmlns:am3d="http://schemas.microsoft.com/office/drawing/2017/model3d" xmlns:o="urn:schemas-microsoft-com:office:office" xmlns:oel="http://schemas.microsoft.com/office/2019/extlst" xmlns:r="http://schemas.openxmlformats.org/officeDocument/2006/relationships" xmlns:m="http://schemas.openxmlformats.org/officeDocument/2006/math" xmlns:v="urn:schemas-microsoft-com:vml" xmlns:wp14="http://schemas.microsoft.com/office/word/2010/wordprocessingDrawing" xmlns:wp="http://schemas.openxmlformats.org/drawingml/2006/wordprocessingDrawing" xmlns:w10="urn:schemas-microsoft-com:office:word" xmlns:w="http://schemas.openxmlformats.org/wordprocessingml/2006/main" xmlns:w14="http://schemas.microsoft.com/office/word/2010/wordml" xmlns:w15="http://schemas.microsoft.com/office/word/2012/wordml" xmlns:w16cex="http://schemas.microsoft.com/office/word/2018/wordml/cex" xmlns:w16cid="http://schemas.microsoft.com/office/word/2016/wordml/cid" xmlns:w16="http://schemas.microsoft.com/office/word/2018/wordml" xmlns:w16du="http://schemas.microsoft.com/office/word/2023/wordml/word16du" xmlns:w16sdtdh="http://schemas.microsoft.com/office/word/2020/wordml/sdtdatahash" xmlns:w16se="http://schemas.microsoft.com/office/word/2015/wordml/symex" xmlns:wpg="http://schemas.microsoft.com/office/word/2010/wordprocessingGroup" xmlns:wpi="http://schemas.microsoft.com/office/word/2010/wordprocessingInk" xmlns:wne="http://schemas.microsoft.com/office/word/2006/wordml" xmlns:wps="http://schemas.microsoft.com/office/word/2010/wordprocessingShape" mc:Ignorable="w14 w15 w16se w16cid w16 w16cex w16sdtdh wp14">
   <w:p>
     <w:pPr>
-      <w:pStyle w:val="Rodap"/>
+      <w:pStyle w:val="Footer"/>
       <w:tabs>
         <w:tab w:val="center" w:pos="-540"/>
         <w:tab w:val="right" w:pos="9720"/>
@@ -1541,7 +1565,7 @@
   </w:p>
   <w:p>
     <w:pPr>
-      <w:pStyle w:val="Rodap"/>
+      <w:pStyle w:val="Footer"/>
       <w:tabs>
         <w:tab w:val="center" w:pos="-540"/>
         <w:tab w:val="right" w:pos="9720"/>
@@ -1565,14 +1589,14 @@
   </w:p>
   <w:p>
     <w:pPr>
-      <w:pStyle w:val="Rodap"/>
+      <w:pStyle w:val="Footer"/>
     </w:pPr>
   </w:p>
 </w:ftr>
 </file>
 
 <file path=word/footnotes.xml><?xml version="1.0" encoding="utf-8"?>
-<w:footnotes xmlns:wpc="http://schemas.microsoft.com/office/word/2010/wordprocessingCanvas" xmlns:cx="http://schemas.microsoft.com/office/drawing/2014/chartex" xmlns:cx1="http://schemas.microsoft.com/office/drawing/2015/9/8/chartex" xmlns:cx2="http://schemas.microsoft.com/office/drawing/2015/10/21/chartex" xmlns:cx3="http://schemas.microsoft.com/office/drawing/2016/5/9/chartex" xmlns:cx4="http://schemas.microsoft.com/office/drawing/2016/5/10/chartex" xmlns:cx5="http://schemas.microsoft.com/office/drawing/2016/5/11/chartex" xmlns:cx6="http://schemas.microsoft.com/office/drawing/2016/5/12/chartex" xmlns:cx7="http://schemas.microsoft.com/office/drawing/2016/5/13/chartex" xmlns:cx8="http://schemas.microsoft.com/office/drawing/2016/5/14/chartex" xmlns:mc="http://schemas.openxmlformats.org/markup-compatibility/2006" xmlns:aink="http://schemas.microsoft.com/office/drawing/2016/ink" xmlns:am3d="http://schemas.microsoft.com/office/drawing/2017/model3d" xmlns:o="urn:schemas-microsoft-com:office:office" xmlns:oel="http://schemas.microsoft.com/office/2019/extlst" xmlns:r="http://schemas.openxmlformats.org/officeDocument/2006/relationships" xmlns:m="http://schemas.openxmlformats.org/officeDocument/2006/math" xmlns:v="urn:schemas-microsoft-com:vml" xmlns:wp14="http://schemas.microsoft.com/office/word/2010/wordprocessingDrawing" xmlns:wp="http://schemas.openxmlformats.org/drawingml/2006/wordprocessingDrawing" xmlns:w10="urn:schemas-microsoft-com:office:word" xmlns:w="http://schemas.openxmlformats.org/wordprocessingml/2006/main" xmlns:w14="http://schemas.microsoft.com/office/word/2010/wordml" xmlns:w15="http://schemas.microsoft.com/office/word/2012/wordml" xmlns:w16cex="http://schemas.microsoft.com/office/word/2018/wordml/cex" xmlns:w16cid="http://schemas.microsoft.com/office/word/2016/wordml/cid" xmlns:w16="http://schemas.microsoft.com/office/word/2018/wordml" xmlns:w16sdtdh="http://schemas.microsoft.com/office/word/2020/wordml/sdtdatahash" xmlns:w16se="http://schemas.microsoft.com/office/word/2015/wordml/symex" xmlns:wpg="http://schemas.microsoft.com/office/word/2010/wordprocessingGroup" xmlns:wpi="http://schemas.microsoft.com/office/word/2010/wordprocessingInk" xmlns:wne="http://schemas.microsoft.com/office/word/2006/wordml" xmlns:wps="http://schemas.microsoft.com/office/word/2010/wordprocessingShape" mc:Ignorable="w14 w15 w16se w16cid w16 w16cex w16sdtdh wp14">
+<w:footnotes xmlns:wpc="http://schemas.microsoft.com/office/word/2010/wordprocessingCanvas" xmlns:cx="http://schemas.microsoft.com/office/drawing/2014/chartex" xmlns:cx1="http://schemas.microsoft.com/office/drawing/2015/9/8/chartex" xmlns:cx2="http://schemas.microsoft.com/office/drawing/2015/10/21/chartex" xmlns:cx3="http://schemas.microsoft.com/office/drawing/2016/5/9/chartex" xmlns:cx4="http://schemas.microsoft.com/office/drawing/2016/5/10/chartex" xmlns:cx5="http://schemas.microsoft.com/office/drawing/2016/5/11/chartex" xmlns:cx6="http://schemas.microsoft.com/office/drawing/2016/5/12/chartex" xmlns:cx7="http://schemas.microsoft.com/office/drawing/2016/5/13/chartex" xmlns:cx8="http://schemas.microsoft.com/office/drawing/2016/5/14/chartex" xmlns:mc="http://schemas.openxmlformats.org/markup-compatibility/2006" xmlns:aink="http://schemas.microsoft.com/office/drawing/2016/ink" xmlns:am3d="http://schemas.microsoft.com/office/drawing/2017/model3d" xmlns:o="urn:schemas-microsoft-com:office:office" xmlns:oel="http://schemas.microsoft.com/office/2019/extlst" xmlns:r="http://schemas.openxmlformats.org/officeDocument/2006/relationships" xmlns:m="http://schemas.openxmlformats.org/officeDocument/2006/math" xmlns:v="urn:schemas-microsoft-com:vml" xmlns:wp14="http://schemas.microsoft.com/office/word/2010/wordprocessingDrawing" xmlns:wp="http://schemas.openxmlformats.org/drawingml/2006/wordprocessingDrawing" xmlns:w10="urn:schemas-microsoft-com:office:word" xmlns:w="http://schemas.openxmlformats.org/wordprocessingml/2006/main" xmlns:w14="http://schemas.microsoft.com/office/word/2010/wordml" xmlns:w15="http://schemas.microsoft.com/office/word/2012/wordml" xmlns:w16cex="http://schemas.microsoft.com/office/word/2018/wordml/cex" xmlns:w16cid="http://schemas.microsoft.com/office/word/2016/wordml/cid" xmlns:w16="http://schemas.microsoft.com/office/word/2018/wordml" xmlns:w16du="http://schemas.microsoft.com/office/word/2023/wordml/word16du" xmlns:w16sdtdh="http://schemas.microsoft.com/office/word/2020/wordml/sdtdatahash" xmlns:w16se="http://schemas.microsoft.com/office/word/2015/wordml/symex" xmlns:wpg="http://schemas.microsoft.com/office/word/2010/wordprocessingGroup" xmlns:wpi="http://schemas.microsoft.com/office/word/2010/wordprocessingInk" xmlns:wne="http://schemas.microsoft.com/office/word/2006/wordml" xmlns:wps="http://schemas.microsoft.com/office/word/2010/wordprocessingShape" mc:Ignorable="w14 w15 w16se w16cid w16 w16cex w16sdtdh wp14">
   <w:footnote w:type="separator" w:id="-1">
     <w:p>
       <w:r>
@@ -1591,57 +1615,57 @@
 </file>
 
 <file path=word/header1.xml><?xml version="1.0" encoding="utf-8"?>
-<w:hdr xmlns:wpc="http://schemas.microsoft.com/office/word/2010/wordprocessingCanvas" xmlns:cx="http://schemas.microsoft.com/office/drawing/2014/chartex" xmlns:cx1="http://schemas.microsoft.com/office/drawing/2015/9/8/chartex" xmlns:cx2="http://schemas.microsoft.com/office/drawing/2015/10/21/chartex" xmlns:cx3="http://schemas.microsoft.com/office/drawing/2016/5/9/chartex" xmlns:cx4="http://schemas.microsoft.com/office/drawing/2016/5/10/chartex" xmlns:cx5="http://schemas.microsoft.com/office/drawing/2016/5/11/chartex" xmlns:cx6="http://schemas.microsoft.com/office/drawing/2016/5/12/chartex" xmlns:cx7="http://schemas.microsoft.com/office/drawing/2016/5/13/chartex" xmlns:cx8="http://schemas.microsoft.com/office/drawing/2016/5/14/chartex" xmlns:mc="http://schemas.openxmlformats.org/markup-compatibility/2006" xmlns:aink="http://schemas.microsoft.com/office/drawing/2016/ink" xmlns:am3d="http://schemas.microsoft.com/office/drawing/2017/model3d" xmlns:o="urn:schemas-microsoft-com:office:office" xmlns:oel="http://schemas.microsoft.com/office/2019/extlst" xmlns:r="http://schemas.openxmlformats.org/officeDocument/2006/relationships" xmlns:m="http://schemas.openxmlformats.org/officeDocument/2006/math" xmlns:v="urn:schemas-microsoft-com:vml" xmlns:wp14="http://schemas.microsoft.com/office/word/2010/wordprocessingDrawing" xmlns:wp="http://schemas.openxmlformats.org/drawingml/2006/wordprocessingDrawing" xmlns:w10="urn:schemas-microsoft-com:office:word" xmlns:w="http://schemas.openxmlformats.org/wordprocessingml/2006/main" xmlns:w14="http://schemas.microsoft.com/office/word/2010/wordml" xmlns:w15="http://schemas.microsoft.com/office/word/2012/wordml" xmlns:w16cex="http://schemas.microsoft.com/office/word/2018/wordml/cex" xmlns:w16cid="http://schemas.microsoft.com/office/word/2016/wordml/cid" xmlns:w16="http://schemas.microsoft.com/office/word/2018/wordml" xmlns:w16sdtdh="http://schemas.microsoft.com/office/word/2020/wordml/sdtdatahash" xmlns:w16se="http://schemas.microsoft.com/office/word/2015/wordml/symex" xmlns:wpg="http://schemas.microsoft.com/office/word/2010/wordprocessingGroup" xmlns:wpi="http://schemas.microsoft.com/office/word/2010/wordprocessingInk" xmlns:wne="http://schemas.microsoft.com/office/word/2006/wordml" xmlns:wps="http://schemas.microsoft.com/office/word/2010/wordprocessingShape" mc:Ignorable="w14 w15 w16se w16cid w16 w16cex w16sdtdh wp14">
+<w:hdr xmlns:wpc="http://schemas.microsoft.com/office/word/2010/wordprocessingCanvas" xmlns:cx="http://schemas.microsoft.com/office/drawing/2014/chartex" xmlns:cx1="http://schemas.microsoft.com/office/drawing/2015/9/8/chartex" xmlns:cx2="http://schemas.microsoft.com/office/drawing/2015/10/21/chartex" xmlns:cx3="http://schemas.microsoft.com/office/drawing/2016/5/9/chartex" xmlns:cx4="http://schemas.microsoft.com/office/drawing/2016/5/10/chartex" xmlns:cx5="http://schemas.microsoft.com/office/drawing/2016/5/11/chartex" xmlns:cx6="http://schemas.microsoft.com/office/drawing/2016/5/12/chartex" xmlns:cx7="http://schemas.microsoft.com/office/drawing/2016/5/13/chartex" xmlns:cx8="http://schemas.microsoft.com/office/drawing/2016/5/14/chartex" xmlns:mc="http://schemas.openxmlformats.org/markup-compatibility/2006" xmlns:aink="http://schemas.microsoft.com/office/drawing/2016/ink" xmlns:am3d="http://schemas.microsoft.com/office/drawing/2017/model3d" xmlns:o="urn:schemas-microsoft-com:office:office" xmlns:oel="http://schemas.microsoft.com/office/2019/extlst" xmlns:r="http://schemas.openxmlformats.org/officeDocument/2006/relationships" xmlns:m="http://schemas.openxmlformats.org/officeDocument/2006/math" xmlns:v="urn:schemas-microsoft-com:vml" xmlns:wp14="http://schemas.microsoft.com/office/word/2010/wordprocessingDrawing" xmlns:wp="http://schemas.openxmlformats.org/drawingml/2006/wordprocessingDrawing" xmlns:w10="urn:schemas-microsoft-com:office:word" xmlns:w="http://schemas.openxmlformats.org/wordprocessingml/2006/main" xmlns:w14="http://schemas.microsoft.com/office/word/2010/wordml" xmlns:w15="http://schemas.microsoft.com/office/word/2012/wordml" xmlns:w16cex="http://schemas.microsoft.com/office/word/2018/wordml/cex" xmlns:w16cid="http://schemas.microsoft.com/office/word/2016/wordml/cid" xmlns:w16="http://schemas.microsoft.com/office/word/2018/wordml" xmlns:w16du="http://schemas.microsoft.com/office/word/2023/wordml/word16du" xmlns:w16sdtdh="http://schemas.microsoft.com/office/word/2020/wordml/sdtdatahash" xmlns:w16se="http://schemas.microsoft.com/office/word/2015/wordml/symex" xmlns:wpg="http://schemas.microsoft.com/office/word/2010/wordprocessingGroup" xmlns:wpi="http://schemas.microsoft.com/office/word/2010/wordprocessingInk" xmlns:wne="http://schemas.microsoft.com/office/word/2006/wordml" xmlns:wps="http://schemas.microsoft.com/office/word/2010/wordprocessingShape" mc:Ignorable="w14 w15 w16se w16cid w16 w16cex w16sdtdh wp14">
   <w:p>
     <w:pPr>
-      <w:pStyle w:val="Cabealho"/>
+      <w:pStyle w:val="Header"/>
       <w:framePr w:wrap="around" w:vAnchor="text" w:hAnchor="margin" w:xAlign="center" w:y="1"/>
       <w:rPr>
-        <w:rStyle w:val="Nmerodepgina"/>
+        <w:rStyle w:val="PageNumber"/>
       </w:rPr>
     </w:pPr>
     <w:r>
       <w:rPr>
-        <w:rStyle w:val="Nmerodepgina"/>
+        <w:rStyle w:val="PageNumber"/>
       </w:rPr>
       <w:fldChar w:fldCharType="begin"/>
     </w:r>
     <w:r>
       <w:rPr>
-        <w:rStyle w:val="Nmerodepgina"/>
+        <w:rStyle w:val="PageNumber"/>
       </w:rPr>
       <w:instrText xml:space="preserve">PAGE  </w:instrText>
     </w:r>
     <w:r>
       <w:rPr>
-        <w:rStyle w:val="Nmerodepgina"/>
+        <w:rStyle w:val="PageNumber"/>
       </w:rPr>
       <w:fldChar w:fldCharType="separate"/>
     </w:r>
     <w:r>
       <w:rPr>
-        <w:rStyle w:val="Nmerodepgina"/>
+        <w:rStyle w:val="PageNumber"/>
         <w:noProof/>
       </w:rPr>
       <w:t>1</w:t>
     </w:r>
     <w:r>
       <w:rPr>
-        <w:rStyle w:val="Nmerodepgina"/>
+        <w:rStyle w:val="PageNumber"/>
       </w:rPr>
       <w:fldChar w:fldCharType="end"/>
     </w:r>
   </w:p>
   <w:p>
     <w:pPr>
-      <w:pStyle w:val="Cabealho"/>
+      <w:pStyle w:val="Header"/>
     </w:pPr>
   </w:p>
 </w:hdr>
 </file>
 
 <file path=word/header2.xml><?xml version="1.0" encoding="utf-8"?>
-<w:hdr xmlns:wpc="http://schemas.microsoft.com/office/word/2010/wordprocessingCanvas" xmlns:cx="http://schemas.microsoft.com/office/drawing/2014/chartex" xmlns:cx1="http://schemas.microsoft.com/office/drawing/2015/9/8/chartex" xmlns:cx2="http://schemas.microsoft.com/office/drawing/2015/10/21/chartex" xmlns:cx3="http://schemas.microsoft.com/office/drawing/2016/5/9/chartex" xmlns:cx4="http://schemas.microsoft.com/office/drawing/2016/5/10/chartex" xmlns:cx5="http://schemas.microsoft.com/office/drawing/2016/5/11/chartex" xmlns:cx6="http://schemas.microsoft.com/office/drawing/2016/5/12/chartex" xmlns:cx7="http://schemas.microsoft.com/office/drawing/2016/5/13/chartex" xmlns:cx8="http://schemas.microsoft.com/office/drawing/2016/5/14/chartex" xmlns:mc="http://schemas.openxmlformats.org/markup-compatibility/2006" xmlns:aink="http://schemas.microsoft.com/office/drawing/2016/ink" xmlns:am3d="http://schemas.microsoft.com/office/drawing/2017/model3d" xmlns:o="urn:schemas-microsoft-com:office:office" xmlns:oel="http://schemas.microsoft.com/office/2019/extlst" xmlns:r="http://schemas.openxmlformats.org/officeDocument/2006/relationships" xmlns:m="http://schemas.openxmlformats.org/officeDocument/2006/math" xmlns:v="urn:schemas-microsoft-com:vml" xmlns:wp14="http://schemas.microsoft.com/office/word/2010/wordprocessingDrawing" xmlns:wp="http://schemas.openxmlformats.org/drawingml/2006/wordprocessingDrawing" xmlns:w10="urn:schemas-microsoft-com:office:word" xmlns:w="http://schemas.openxmlformats.org/wordprocessingml/2006/main" xmlns:w14="http://schemas.microsoft.com/office/word/2010/wordml" xmlns:w15="http://schemas.microsoft.com/office/word/2012/wordml" xmlns:w16cex="http://schemas.microsoft.com/office/word/2018/wordml/cex" xmlns:w16cid="http://schemas.microsoft.com/office/word/2016/wordml/cid" xmlns:w16="http://schemas.microsoft.com/office/word/2018/wordml" xmlns:w16sdtdh="http://schemas.microsoft.com/office/word/2020/wordml/sdtdatahash" xmlns:w16se="http://schemas.microsoft.com/office/word/2015/wordml/symex" xmlns:wpg="http://schemas.microsoft.com/office/word/2010/wordprocessingGroup" xmlns:wpi="http://schemas.microsoft.com/office/word/2010/wordprocessingInk" xmlns:wne="http://schemas.microsoft.com/office/word/2006/wordml" xmlns:wps="http://schemas.microsoft.com/office/word/2010/wordprocessingShape" mc:Ignorable="w14 w15 w16se w16cid w16 w16cex w16sdtdh wp14">
+<w:hdr xmlns:wpc="http://schemas.microsoft.com/office/word/2010/wordprocessingCanvas" xmlns:cx="http://schemas.microsoft.com/office/drawing/2014/chartex" xmlns:cx1="http://schemas.microsoft.com/office/drawing/2015/9/8/chartex" xmlns:cx2="http://schemas.microsoft.com/office/drawing/2015/10/21/chartex" xmlns:cx3="http://schemas.microsoft.com/office/drawing/2016/5/9/chartex" xmlns:cx4="http://schemas.microsoft.com/office/drawing/2016/5/10/chartex" xmlns:cx5="http://schemas.microsoft.com/office/drawing/2016/5/11/chartex" xmlns:cx6="http://schemas.microsoft.com/office/drawing/2016/5/12/chartex" xmlns:cx7="http://schemas.microsoft.com/office/drawing/2016/5/13/chartex" xmlns:cx8="http://schemas.microsoft.com/office/drawing/2016/5/14/chartex" xmlns:mc="http://schemas.openxmlformats.org/markup-compatibility/2006" xmlns:aink="http://schemas.microsoft.com/office/drawing/2016/ink" xmlns:am3d="http://schemas.microsoft.com/office/drawing/2017/model3d" xmlns:o="urn:schemas-microsoft-com:office:office" xmlns:oel="http://schemas.microsoft.com/office/2019/extlst" xmlns:r="http://schemas.openxmlformats.org/officeDocument/2006/relationships" xmlns:m="http://schemas.openxmlformats.org/officeDocument/2006/math" xmlns:v="urn:schemas-microsoft-com:vml" xmlns:wp14="http://schemas.microsoft.com/office/word/2010/wordprocessingDrawing" xmlns:wp="http://schemas.openxmlformats.org/drawingml/2006/wordprocessingDrawing" xmlns:w10="urn:schemas-microsoft-com:office:word" xmlns:w="http://schemas.openxmlformats.org/wordprocessingml/2006/main" xmlns:w14="http://schemas.microsoft.com/office/word/2010/wordml" xmlns:w15="http://schemas.microsoft.com/office/word/2012/wordml" xmlns:w16cex="http://schemas.microsoft.com/office/word/2018/wordml/cex" xmlns:w16cid="http://schemas.microsoft.com/office/word/2016/wordml/cid" xmlns:w16="http://schemas.microsoft.com/office/word/2018/wordml" xmlns:w16du="http://schemas.microsoft.com/office/word/2023/wordml/word16du" xmlns:w16sdtdh="http://schemas.microsoft.com/office/word/2020/wordml/sdtdatahash" xmlns:w16se="http://schemas.microsoft.com/office/word/2015/wordml/symex" xmlns:wpg="http://schemas.microsoft.com/office/word/2010/wordprocessingGroup" xmlns:wpi="http://schemas.microsoft.com/office/word/2010/wordprocessingInk" xmlns:wne="http://schemas.microsoft.com/office/word/2006/wordml" xmlns:wps="http://schemas.microsoft.com/office/word/2010/wordprocessingShape" mc:Ignorable="w14 w15 w16se w16cid w16 w16cex w16sdtdh wp14">
   <w:p>
     <w:pPr>
       <w:ind w:left="-180" w:right="-288"/>
@@ -1911,14 +1935,14 @@
   </w:p>
   <w:p>
     <w:pPr>
-      <w:pStyle w:val="Cabealho"/>
+      <w:pStyle w:val="Header"/>
     </w:pPr>
   </w:p>
 </w:hdr>
 </file>
 
 <file path=word/numbering.xml><?xml version="1.0" encoding="utf-8"?>
-<w:numbering xmlns:wpc="http://schemas.microsoft.com/office/word/2010/wordprocessingCanvas" xmlns:cx="http://schemas.microsoft.com/office/drawing/2014/chartex" xmlns:cx1="http://schemas.microsoft.com/office/drawing/2015/9/8/chartex" xmlns:cx2="http://schemas.microsoft.com/office/drawing/2015/10/21/chartex" xmlns:cx3="http://schemas.microsoft.com/office/drawing/2016/5/9/chartex" xmlns:cx4="http://schemas.microsoft.com/office/drawing/2016/5/10/chartex" xmlns:cx5="http://schemas.microsoft.com/office/drawing/2016/5/11/chartex" xmlns:cx6="http://schemas.microsoft.com/office/drawing/2016/5/12/chartex" xmlns:cx7="http://schemas.microsoft.com/office/drawing/2016/5/13/chartex" xmlns:cx8="http://schemas.microsoft.com/office/drawing/2016/5/14/chartex" xmlns:mc="http://schemas.openxmlformats.org/markup-compatibility/2006" xmlns:aink="http://schemas.microsoft.com/office/drawing/2016/ink" xmlns:am3d="http://schemas.microsoft.com/office/drawing/2017/model3d" xmlns:o="urn:schemas-microsoft-com:office:office" xmlns:oel="http://schemas.microsoft.com/office/2019/extlst" xmlns:r="http://schemas.openxmlformats.org/officeDocument/2006/relationships" xmlns:m="http://schemas.openxmlformats.org/officeDocument/2006/math" xmlns:v="urn:schemas-microsoft-com:vml" xmlns:wp14="http://schemas.microsoft.com/office/word/2010/wordprocessingDrawing" xmlns:wp="http://schemas.openxmlformats.org/drawingml/2006/wordprocessingDrawing" xmlns:w10="urn:schemas-microsoft-com:office:word" xmlns:w="http://schemas.openxmlformats.org/wordprocessingml/2006/main" xmlns:w14="http://schemas.microsoft.com/office/word/2010/wordml" xmlns:w15="http://schemas.microsoft.com/office/word/2012/wordml" xmlns:w16cex="http://schemas.microsoft.com/office/word/2018/wordml/cex" xmlns:w16cid="http://schemas.microsoft.com/office/word/2016/wordml/cid" xmlns:w16="http://schemas.microsoft.com/office/word/2018/wordml" xmlns:w16sdtdh="http://schemas.microsoft.com/office/word/2020/wordml/sdtdatahash" xmlns:w16se="http://schemas.microsoft.com/office/word/2015/wordml/symex" xmlns:wpg="http://schemas.microsoft.com/office/word/2010/wordprocessingGroup" xmlns:wpi="http://schemas.microsoft.com/office/word/2010/wordprocessingInk" xmlns:wne="http://schemas.microsoft.com/office/word/2006/wordml" xmlns:wps="http://schemas.microsoft.com/office/word/2010/wordprocessingShape" mc:Ignorable="w14 w15 w16se w16cid w16 w16cex w16sdtdh wp14">
+<w:numbering xmlns:wpc="http://schemas.microsoft.com/office/word/2010/wordprocessingCanvas" xmlns:cx="http://schemas.microsoft.com/office/drawing/2014/chartex" xmlns:cx1="http://schemas.microsoft.com/office/drawing/2015/9/8/chartex" xmlns:cx2="http://schemas.microsoft.com/office/drawing/2015/10/21/chartex" xmlns:cx3="http://schemas.microsoft.com/office/drawing/2016/5/9/chartex" xmlns:cx4="http://schemas.microsoft.com/office/drawing/2016/5/10/chartex" xmlns:cx5="http://schemas.microsoft.com/office/drawing/2016/5/11/chartex" xmlns:cx6="http://schemas.microsoft.com/office/drawing/2016/5/12/chartex" xmlns:cx7="http://schemas.microsoft.com/office/drawing/2016/5/13/chartex" xmlns:cx8="http://schemas.microsoft.com/office/drawing/2016/5/14/chartex" xmlns:mc="http://schemas.openxmlformats.org/markup-compatibility/2006" xmlns:aink="http://schemas.microsoft.com/office/drawing/2016/ink" xmlns:am3d="http://schemas.microsoft.com/office/drawing/2017/model3d" xmlns:o="urn:schemas-microsoft-com:office:office" xmlns:oel="http://schemas.microsoft.com/office/2019/extlst" xmlns:r="http://schemas.openxmlformats.org/officeDocument/2006/relationships" xmlns:m="http://schemas.openxmlformats.org/officeDocument/2006/math" xmlns:v="urn:schemas-microsoft-com:vml" xmlns:wp14="http://schemas.microsoft.com/office/word/2010/wordprocessingDrawing" xmlns:wp="http://schemas.openxmlformats.org/drawingml/2006/wordprocessingDrawing" xmlns:w10="urn:schemas-microsoft-com:office:word" xmlns:w="http://schemas.openxmlformats.org/wordprocessingml/2006/main" xmlns:w14="http://schemas.microsoft.com/office/word/2010/wordml" xmlns:w15="http://schemas.microsoft.com/office/word/2012/wordml" xmlns:w16cex="http://schemas.microsoft.com/office/word/2018/wordml/cex" xmlns:w16cid="http://schemas.microsoft.com/office/word/2016/wordml/cid" xmlns:w16="http://schemas.microsoft.com/office/word/2018/wordml" xmlns:w16du="http://schemas.microsoft.com/office/word/2023/wordml/word16du" xmlns:w16sdtdh="http://schemas.microsoft.com/office/word/2020/wordml/sdtdatahash" xmlns:w16se="http://schemas.microsoft.com/office/word/2015/wordml/symex" xmlns:wpg="http://schemas.microsoft.com/office/word/2010/wordprocessingGroup" xmlns:wpi="http://schemas.microsoft.com/office/word/2010/wordprocessingInk" xmlns:wne="http://schemas.microsoft.com/office/word/2006/wordml" xmlns:wps="http://schemas.microsoft.com/office/word/2010/wordprocessingShape" mc:Ignorable="w14 w15 w16se w16cid w16 w16cex w16sdtdh wp14">
   <w:abstractNum w:abstractNumId="0" w15:restartNumberingAfterBreak="0">
     <w:nsid w:val="03255F0A"/>
     <w:multiLevelType w:val="hybridMultilevel"/>
@@ -6709,7 +6733,7 @@
       <w:szCs w:val="24"/>
     </w:rPr>
   </w:style>
-  <w:style w:type="paragraph" w:styleId="Ttulo1">
+  <w:style w:type="paragraph" w:styleId="Heading1">
     <w:name w:val="heading 1"/>
     <w:basedOn w:val="Normal"/>
     <w:next w:val="Normal"/>
@@ -6725,7 +6749,7 @@
       <w:sz w:val="36"/>
     </w:rPr>
   </w:style>
-  <w:style w:type="paragraph" w:styleId="Ttulo3">
+  <w:style w:type="paragraph" w:styleId="Heading3">
     <w:name w:val="heading 3"/>
     <w:basedOn w:val="Normal"/>
     <w:next w:val="Normal"/>
@@ -6743,7 +6767,7 @@
       <w:sz w:val="36"/>
     </w:rPr>
   </w:style>
-  <w:style w:type="paragraph" w:styleId="Ttulo4">
+  <w:style w:type="paragraph" w:styleId="Heading4">
     <w:name w:val="heading 4"/>
     <w:basedOn w:val="Normal"/>
     <w:next w:val="Normal"/>
@@ -6756,7 +6780,7 @@
       <w:outlineLvl w:val="3"/>
     </w:pPr>
   </w:style>
-  <w:style w:type="paragraph" w:styleId="Ttulo5">
+  <w:style w:type="paragraph" w:styleId="Heading5">
     <w:name w:val="heading 5"/>
     <w:basedOn w:val="Normal"/>
     <w:next w:val="Normal"/>
@@ -6773,13 +6797,13 @@
       <w:szCs w:val="20"/>
     </w:rPr>
   </w:style>
-  <w:style w:type="character" w:default="1" w:styleId="Fontepargpadro">
+  <w:style w:type="character" w:default="1" w:styleId="DefaultParagraphFont">
     <w:name w:val="Default Paragraph Font"/>
     <w:uiPriority w:val="1"/>
     <w:semiHidden/>
     <w:unhideWhenUsed/>
   </w:style>
-  <w:style w:type="table" w:default="1" w:styleId="Tabelanormal">
+  <w:style w:type="table" w:default="1" w:styleId="TableNormal">
     <w:name w:val="Normal Table"/>
     <w:uiPriority w:val="99"/>
     <w:semiHidden/>
@@ -6794,16 +6818,16 @@
       </w:tblCellMar>
     </w:tblPr>
   </w:style>
-  <w:style w:type="numbering" w:default="1" w:styleId="Semlista">
+  <w:style w:type="numbering" w:default="1" w:styleId="NoList">
     <w:name w:val="No List"/>
     <w:uiPriority w:val="99"/>
     <w:semiHidden/>
     <w:unhideWhenUsed/>
   </w:style>
-  <w:style w:type="paragraph" w:styleId="Cabealho">
+  <w:style w:type="paragraph" w:styleId="Header">
     <w:name w:val="header"/>
     <w:basedOn w:val="Normal"/>
-    <w:link w:val="CabealhoChar"/>
+    <w:link w:val="HeaderChar"/>
     <w:rsid w:val="00CE2202"/>
     <w:pPr>
       <w:tabs>
@@ -6816,10 +6840,10 @@
       <w:szCs w:val="20"/>
     </w:rPr>
   </w:style>
-  <w:style w:type="paragraph" w:styleId="Rodap">
+  <w:style w:type="paragraph" w:styleId="Footer">
     <w:name w:val="footer"/>
     <w:basedOn w:val="Normal"/>
-    <w:link w:val="RodapChar"/>
+    <w:link w:val="FooterChar"/>
     <w:rsid w:val="00CE2202"/>
     <w:pPr>
       <w:tabs>
@@ -6832,12 +6856,12 @@
       <w:szCs w:val="20"/>
     </w:rPr>
   </w:style>
-  <w:style w:type="character" w:styleId="Nmerodepgina">
+  <w:style w:type="character" w:styleId="PageNumber">
     <w:name w:val="page number"/>
-    <w:basedOn w:val="Fontepargpadro"/>
+    <w:basedOn w:val="DefaultParagraphFont"/>
     <w:rsid w:val="00CE2202"/>
   </w:style>
-  <w:style w:type="paragraph" w:styleId="Recuodecorpodetexto">
+  <w:style w:type="paragraph" w:styleId="BodyTextIndent">
     <w:name w:val="Body Text Indent"/>
     <w:basedOn w:val="Normal"/>
     <w:rsid w:val="00CE2202"/>
@@ -6851,17 +6875,17 @@
       <w:sz w:val="25"/>
     </w:rPr>
   </w:style>
-  <w:style w:type="paragraph" w:styleId="Corpodetexto">
+  <w:style w:type="paragraph" w:styleId="BodyText">
     <w:name w:val="Body Text"/>
     <w:basedOn w:val="Normal"/>
-    <w:link w:val="CorpodetextoChar"/>
+    <w:link w:val="BodyTextChar"/>
     <w:rsid w:val="00CE2202"/>
     <w:pPr>
       <w:spacing w:line="360" w:lineRule="auto"/>
       <w:jc w:val="both"/>
     </w:pPr>
   </w:style>
-  <w:style w:type="paragraph" w:styleId="Ttulo">
+  <w:style w:type="paragraph" w:styleId="Title">
     <w:name w:val="Title"/>
     <w:basedOn w:val="Normal"/>
     <w:qFormat/>
@@ -6878,7 +6902,7 @@
       <w:szCs w:val="4"/>
     </w:rPr>
   </w:style>
-  <w:style w:type="paragraph" w:styleId="Textodebalo">
+  <w:style w:type="paragraph" w:styleId="BalloonText">
     <w:name w:val="Balloon Text"/>
     <w:basedOn w:val="Normal"/>
     <w:semiHidden/>
@@ -6897,9 +6921,9 @@
       <w:u w:val="single"/>
     </w:rPr>
   </w:style>
-  <w:style w:type="table" w:styleId="Tabelacomgrade">
+  <w:style w:type="table" w:styleId="TableGrid">
     <w:name w:val="Table Grid"/>
-    <w:basedOn w:val="Tabelanormal"/>
+    <w:basedOn w:val="TableNormal"/>
     <w:rsid w:val="002E4856"/>
     <w:tblPr>
       <w:tblBorders>
@@ -6912,7 +6936,7 @@
       </w:tblBorders>
     </w:tblPr>
   </w:style>
-  <w:style w:type="paragraph" w:styleId="Corpodetexto3">
+  <w:style w:type="paragraph" w:styleId="BodyText3">
     <w:name w:val="Body Text 3"/>
     <w:basedOn w:val="Normal"/>
     <w:rsid w:val="00A6463C"/>
@@ -6924,7 +6948,7 @@
       <w:szCs w:val="16"/>
     </w:rPr>
   </w:style>
-  <w:style w:type="paragraph" w:styleId="PargrafodaLista">
+  <w:style w:type="paragraph" w:styleId="ListParagraph">
     <w:name w:val="List Paragraph"/>
     <w:basedOn w:val="Normal"/>
     <w:uiPriority w:val="34"/>
@@ -6934,16 +6958,16 @@
       <w:ind w:left="708"/>
     </w:pPr>
   </w:style>
-  <w:style w:type="character" w:customStyle="1" w:styleId="RodapChar">
-    <w:name w:val="Rodapé Char"/>
-    <w:basedOn w:val="Fontepargpadro"/>
-    <w:link w:val="Rodap"/>
+  <w:style w:type="character" w:customStyle="1" w:styleId="FooterChar">
+    <w:name w:val="Footer Char"/>
+    <w:basedOn w:val="DefaultParagraphFont"/>
+    <w:link w:val="Footer"/>
     <w:rsid w:val="000821D5"/>
   </w:style>
-  <w:style w:type="character" w:customStyle="1" w:styleId="CabealhoChar">
-    <w:name w:val="Cabeçalho Char"/>
-    <w:basedOn w:val="Fontepargpadro"/>
-    <w:link w:val="Cabealho"/>
+  <w:style w:type="character" w:customStyle="1" w:styleId="HeaderChar">
+    <w:name w:val="Header Char"/>
+    <w:basedOn w:val="DefaultParagraphFont"/>
+    <w:link w:val="Header"/>
     <w:rsid w:val="000821D5"/>
   </w:style>
   <w:style w:type="character" w:customStyle="1" w:styleId="apple-converted-space">
@@ -6960,10 +6984,10 @@
       <w:spacing w:before="100" w:beforeAutospacing="1" w:after="100" w:afterAutospacing="1"/>
     </w:pPr>
   </w:style>
-  <w:style w:type="character" w:customStyle="1" w:styleId="CorpodetextoChar">
-    <w:name w:val="Corpo de texto Char"/>
-    <w:basedOn w:val="Fontepargpadro"/>
-    <w:link w:val="Corpodetexto"/>
+  <w:style w:type="character" w:customStyle="1" w:styleId="BodyTextChar">
+    <w:name w:val="Body Text Char"/>
+    <w:basedOn w:val="DefaultParagraphFont"/>
+    <w:link w:val="BodyText"/>
     <w:rsid w:val="00CE666F"/>
     <w:rPr>
       <w:sz w:val="24"/>
